--- a/QED Course/Lesson 74 Soft Photons.docx
+++ b/QED Course/Lesson 74 Soft Photons.docx
@@ -143,15 +143,13 @@
         <w:tblLook w:firstColumn="1" w:firstRow="1" w:lastColumn="0" w:lastRow="0" w:noHBand="0" w:noVBand="1" w:val="04A0"/>
       </w:tblPr>
       <w:tblGrid>
-        <w:gridCol w:w="2448"/>
-        <w:gridCol w:w="2448"/>
-        <w:gridCol w:w="2448"/>
-        <w:gridCol w:w="2448"/>
+        <w:gridCol w:w="2160"/>
+        <w:gridCol w:w="7632"/>
       </w:tblGrid>
       <w:tr>
         <w:tc>
           <w:tcPr>
-            <w:tcW w:type="dxa" w:w="2448"/>
+            <w:tcW w:type="dxa" w:w="2160"/>
             <w:shd w:fill="1F4E78"/>
             <w:vAlign w:val="center"/>
             <w:tcMar>
@@ -173,7 +171,7 @@
         </w:tc>
         <w:tc>
           <w:tcPr>
-            <w:tcW w:type="dxa" w:w="2448"/>
+            <w:tcW w:type="dxa" w:w="7632"/>
             <w:shd w:fill="1F4E78"/>
             <w:vAlign w:val="center"/>
             <w:tcMar>
@@ -193,53 +191,11 @@
             </w:r>
           </w:p>
         </w:tc>
-        <w:tc>
-          <w:tcPr>
-            <w:tcW w:type="dxa" w:w="2448"/>
-            <w:shd w:fill="1F4E78"/>
-            <w:vAlign w:val="center"/>
-            <w:tcMar>
-              <w:top w:w="100" w:type="dxa"/>
-              <w:start w:w="100" w:type="dxa"/>
-              <w:bottom w:w="100" w:type="dxa"/>
-              <w:end w:w="100" w:type="dxa"/>
-            </w:tcMar>
-          </w:tcPr>
-          <w:p>
-            <w:r>
-              <w:rPr>
-                <w:b/>
-                <w:color w:val="FFFFFF"/>
-              </w:rPr>
-            </w:r>
-          </w:p>
-        </w:tc>
-        <w:tc>
-          <w:tcPr>
-            <w:tcW w:type="dxa" w:w="2448"/>
-            <w:shd w:fill="1F4E78"/>
-            <w:vAlign w:val="center"/>
-            <w:tcMar>
-              <w:top w:w="100" w:type="dxa"/>
-              <w:start w:w="100" w:type="dxa"/>
-              <w:bottom w:w="100" w:type="dxa"/>
-              <w:end w:w="100" w:type="dxa"/>
-            </w:tcMar>
-          </w:tcPr>
-          <w:p>
-            <w:r>
-              <w:rPr>
-                <w:b/>
-                <w:color w:val="FFFFFF"/>
-              </w:rPr>
-            </w:r>
-          </w:p>
-        </w:tc>
       </w:tr>
       <w:tr>
         <w:tc>
           <w:tcPr>
-            <w:tcW w:type="dxa" w:w="2448"/>
+            <w:tcW w:type="dxa" w:w="2160"/>
             <w:vAlign w:val="center"/>
             <w:tcMar>
               <w:top w:w="100" w:type="dxa"/>
@@ -256,7 +212,7 @@
         </w:tc>
         <w:tc>
           <w:tcPr>
-            <w:tcW w:type="dxa" w:w="2448"/>
+            <w:tcW w:type="dxa" w:w="7632"/>
             <w:vAlign w:val="center"/>
             <w:tcMar>
               <w:top w:w="100" w:type="dxa"/>
@@ -267,41 +223,7 @@
           </w:tcPr>
           <w:p>
             <w:r>
-              <w:t>Momentum and polarization of the emitted photon, k = (</w:t>
-            </w:r>
-          </w:p>
-        </w:tc>
-        <w:tc>
-          <w:tcPr>
-            <w:tcW w:type="dxa" w:w="2448"/>
-            <w:vAlign w:val="center"/>
-            <w:tcMar>
-              <w:top w:w="100" w:type="dxa"/>
-              <w:start w:w="100" w:type="dxa"/>
-              <w:bottom w:w="100" w:type="dxa"/>
-              <w:end w:w="100" w:type="dxa"/>
-            </w:tcMar>
-          </w:tcPr>
-          <w:p>
-            <w:r>
-              <w:t>k</w:t>
-            </w:r>
-          </w:p>
-        </w:tc>
-        <w:tc>
-          <w:tcPr>
-            <w:tcW w:type="dxa" w:w="2448"/>
-            <w:vAlign w:val="center"/>
-            <w:tcMar>
-              <w:top w:w="100" w:type="dxa"/>
-              <w:start w:w="100" w:type="dxa"/>
-              <w:bottom w:w="100" w:type="dxa"/>
-              <w:end w:w="100" w:type="dxa"/>
-            </w:tcMar>
-          </w:tcPr>
-          <w:p>
-            <w:r>
-              <w:t>, k)</w:t>
+              <w:t>Momentum and polarization of the emitted photon, k = (|k|, k)</w:t>
             </w:r>
           </w:p>
         </w:tc>
@@ -309,7 +231,7 @@
       <w:tr>
         <w:tc>
           <w:tcPr>
-            <w:tcW w:type="dxa" w:w="2448"/>
+            <w:tcW w:type="dxa" w:w="2160"/>
             <w:vAlign w:val="center"/>
             <w:shd w:fill="EAF2F8"/>
             <w:tcMar>
@@ -327,7 +249,7 @@
         </w:tc>
         <w:tc>
           <w:tcPr>
-            <w:tcW w:type="dxa" w:w="2448"/>
+            <w:tcW w:type="dxa" w:w="7632"/>
             <w:vAlign w:val="center"/>
             <w:shd w:fill="EAF2F8"/>
             <w:tcMar>
@@ -339,43 +261,7 @@
           </w:tcPr>
           <w:p>
             <w:r>
-              <w:t>The light-like vector (1, n̂) along the photon direction, k =</w:t>
-            </w:r>
-          </w:p>
-        </w:tc>
-        <w:tc>
-          <w:tcPr>
-            <w:tcW w:type="dxa" w:w="2448"/>
-            <w:vAlign w:val="center"/>
-            <w:shd w:fill="EAF2F8"/>
-            <w:tcMar>
-              <w:top w:w="100" w:type="dxa"/>
-              <w:start w:w="100" w:type="dxa"/>
-              <w:bottom w:w="100" w:type="dxa"/>
-              <w:end w:w="100" w:type="dxa"/>
-            </w:tcMar>
-          </w:tcPr>
-          <w:p>
-            <w:r>
-              <w:t>k</w:t>
-            </w:r>
-          </w:p>
-        </w:tc>
-        <w:tc>
-          <w:tcPr>
-            <w:tcW w:type="dxa" w:w="2448"/>
-            <w:vAlign w:val="center"/>
-            <w:shd w:fill="EAF2F8"/>
-            <w:tcMar>
-              <w:top w:w="100" w:type="dxa"/>
-              <w:start w:w="100" w:type="dxa"/>
-              <w:bottom w:w="100" w:type="dxa"/>
-              <w:end w:w="100" w:type="dxa"/>
-            </w:tcMar>
-          </w:tcPr>
-          <w:p>
-            <w:r>
-              <w:t>k̂</w:t>
+              <w:t>The light-like vector (1, n̂) along the photon direction, k = |k|k̂</w:t>
             </w:r>
           </w:p>
         </w:tc>
@@ -383,7 +269,7 @@
       <w:tr>
         <w:tc>
           <w:tcPr>
-            <w:tcW w:type="dxa" w:w="2448"/>
+            <w:tcW w:type="dxa" w:w="2160"/>
             <w:vAlign w:val="center"/>
             <w:tcMar>
               <w:top w:w="100" w:type="dxa"/>
@@ -400,7 +286,7 @@
         </w:tc>
         <w:tc>
           <w:tcPr>
-            <w:tcW w:type="dxa" w:w="2448"/>
+            <w:tcW w:type="dxa" w:w="7632"/>
             <w:vAlign w:val="center"/>
             <w:tcMar>
               <w:top w:w="100" w:type="dxa"/>
@@ -415,37 +301,11 @@
             </w:r>
           </w:p>
         </w:tc>
-        <w:tc>
-          <w:tcPr>
-            <w:tcW w:type="dxa" w:w="2448"/>
-            <w:vAlign w:val="center"/>
-            <w:tcMar>
-              <w:top w:w="100" w:type="dxa"/>
-              <w:start w:w="100" w:type="dxa"/>
-              <w:bottom w:w="100" w:type="dxa"/>
-              <w:end w:w="100" w:type="dxa"/>
-            </w:tcMar>
-          </w:tcPr>
-          <w:p/>
-        </w:tc>
-        <w:tc>
-          <w:tcPr>
-            <w:tcW w:type="dxa" w:w="2448"/>
-            <w:vAlign w:val="center"/>
-            <w:tcMar>
-              <w:top w:w="100" w:type="dxa"/>
-              <w:start w:w="100" w:type="dxa"/>
-              <w:bottom w:w="100" w:type="dxa"/>
-              <w:end w:w="100" w:type="dxa"/>
-            </w:tcMar>
-          </w:tcPr>
-          <w:p/>
-        </w:tc>
       </w:tr>
       <w:tr>
         <w:tc>
           <w:tcPr>
-            <w:tcW w:type="dxa" w:w="2448"/>
+            <w:tcW w:type="dxa" w:w="2160"/>
             <w:vAlign w:val="center"/>
             <w:shd w:fill="EAF2F8"/>
             <w:tcMar>
@@ -463,7 +323,7 @@
         </w:tc>
         <w:tc>
           <w:tcPr>
-            <w:tcW w:type="dxa" w:w="2448"/>
+            <w:tcW w:type="dxa" w:w="7632"/>
             <w:vAlign w:val="center"/>
             <w:shd w:fill="EAF2F8"/>
             <w:tcMar>
@@ -479,39 +339,11 @@
             </w:r>
           </w:p>
         </w:tc>
-        <w:tc>
-          <w:tcPr>
-            <w:tcW w:type="dxa" w:w="2448"/>
-            <w:vAlign w:val="center"/>
-            <w:shd w:fill="EAF2F8"/>
-            <w:tcMar>
-              <w:top w:w="100" w:type="dxa"/>
-              <w:start w:w="100" w:type="dxa"/>
-              <w:bottom w:w="100" w:type="dxa"/>
-              <w:end w:w="100" w:type="dxa"/>
-            </w:tcMar>
-          </w:tcPr>
-          <w:p/>
-        </w:tc>
-        <w:tc>
-          <w:tcPr>
-            <w:tcW w:type="dxa" w:w="2448"/>
-            <w:vAlign w:val="center"/>
-            <w:shd w:fill="EAF2F8"/>
-            <w:tcMar>
-              <w:top w:w="100" w:type="dxa"/>
-              <w:start w:w="100" w:type="dxa"/>
-              <w:bottom w:w="100" w:type="dxa"/>
-              <w:end w:w="100" w:type="dxa"/>
-            </w:tcMar>
-          </w:tcPr>
-          <w:p/>
-        </w:tc>
       </w:tr>
       <w:tr>
         <w:tc>
           <w:tcPr>
-            <w:tcW w:type="dxa" w:w="2448"/>
+            <w:tcW w:type="dxa" w:w="2160"/>
             <w:vAlign w:val="center"/>
             <w:tcMar>
               <w:top w:w="100" w:type="dxa"/>
@@ -528,7 +360,7 @@
         </w:tc>
         <w:tc>
           <w:tcPr>
-            <w:tcW w:type="dxa" w:w="2448"/>
+            <w:tcW w:type="dxa" w:w="7632"/>
             <w:vAlign w:val="center"/>
             <w:tcMar>
               <w:top w:w="100" w:type="dxa"/>
@@ -543,37 +375,11 @@
             </w:r>
           </w:p>
         </w:tc>
-        <w:tc>
-          <w:tcPr>
-            <w:tcW w:type="dxa" w:w="2448"/>
-            <w:vAlign w:val="center"/>
-            <w:tcMar>
-              <w:top w:w="100" w:type="dxa"/>
-              <w:start w:w="100" w:type="dxa"/>
-              <w:bottom w:w="100" w:type="dxa"/>
-              <w:end w:w="100" w:type="dxa"/>
-            </w:tcMar>
-          </w:tcPr>
-          <w:p/>
-        </w:tc>
-        <w:tc>
-          <w:tcPr>
-            <w:tcW w:type="dxa" w:w="2448"/>
-            <w:vAlign w:val="center"/>
-            <w:tcMar>
-              <w:top w:w="100" w:type="dxa"/>
-              <w:start w:w="100" w:type="dxa"/>
-              <w:bottom w:w="100" w:type="dxa"/>
-              <w:end w:w="100" w:type="dxa"/>
-            </w:tcMar>
-          </w:tcPr>
-          <w:p/>
-        </w:tc>
       </w:tr>
       <w:tr>
         <w:tc>
           <w:tcPr>
-            <w:tcW w:type="dxa" w:w="2448"/>
+            <w:tcW w:type="dxa" w:w="2160"/>
             <w:vAlign w:val="center"/>
             <w:shd w:fill="EAF2F8"/>
             <w:tcMar>
@@ -591,7 +397,7 @@
         </w:tc>
         <w:tc>
           <w:tcPr>
-            <w:tcW w:type="dxa" w:w="2448"/>
+            <w:tcW w:type="dxa" w:w="7632"/>
             <w:vAlign w:val="center"/>
             <w:shd w:fill="EAF2F8"/>
             <w:tcMar>
@@ -606,34 +412,6 @@
               <w:t>Mean number of soft photons in an energy range</w:t>
             </w:r>
           </w:p>
-        </w:tc>
-        <w:tc>
-          <w:tcPr>
-            <w:tcW w:type="dxa" w:w="2448"/>
-            <w:vAlign w:val="center"/>
-            <w:shd w:fill="EAF2F8"/>
-            <w:tcMar>
-              <w:top w:w="100" w:type="dxa"/>
-              <w:start w:w="100" w:type="dxa"/>
-              <w:bottom w:w="100" w:type="dxa"/>
-              <w:end w:w="100" w:type="dxa"/>
-            </w:tcMar>
-          </w:tcPr>
-          <w:p/>
-        </w:tc>
-        <w:tc>
-          <w:tcPr>
-            <w:tcW w:type="dxa" w:w="2448"/>
-            <w:vAlign w:val="center"/>
-            <w:shd w:fill="EAF2F8"/>
-            <w:tcMar>
-              <w:top w:w="100" w:type="dxa"/>
-              <w:start w:w="100" w:type="dxa"/>
-              <w:bottom w:w="100" w:type="dxa"/>
-              <w:end w:w="100" w:type="dxa"/>
-            </w:tcMar>
-          </w:tcPr>
-          <w:p/>
         </w:tc>
       </w:tr>
     </w:tbl>
@@ -977,16 +755,7 @@
     </w:p>
     <w:p>
       <w:r>
-        <w:t>The photon factor is then (ie)(i)(2p′·ε</w:t>
-      </w:r>
-      <w:r>
-        <w:rPr>
-          <w:i/>
-        </w:rPr>
-        <w:t>)/(2p′·k) = −e p′·ε</w:t>
-      </w:r>
-      <w:r>
-        <w:t>/(p′·k), multiplying ū(p′)[⋯], which is the amplitude without the photon.</w:t>
+        <w:t>The photon factor is then (ie)(i)(2p′·ε*)/(2p′·k) = −e p′·ε*/(p′·k), multiplying ū(p′)[⋯], which is the amplitude without the photon.</w:t>
       </w:r>
     </w:p>
     <w:p>
@@ -999,16 +768,7 @@
     </w:p>
     <w:p>
       <w:r>
-        <w:t>If the electron emits the photon first, the internal momentum is p − k, the denominator is (p − k)² − m² = −2p·k, and (p̸ + m)γ^μu(p) = 2p^μu(p) acts to the right. The factor is (i)(ie)(2p·ε</w:t>
-      </w:r>
-      <w:r>
-        <w:rPr>
-          <w:i/>
-        </w:rPr>
-        <w:t>)/(−2p·k) = +e p·ε</w:t>
-      </w:r>
-      <w:r>
-        <w:t>/(p·k).</w:t>
+        <w:t>If the electron emits the photon first, the internal momentum is p − k, the denominator is (p − k)² − m² = −2p·k, and (p̸ + m)γ^μu(p) = 2p^μu(p) acts to the right. The factor is (i)(ie)(2p·ε*)/(−2p·k) = +e p·ε*/(p·k).</w:t>
       </w:r>
     </w:p>
     <w:p>
@@ -1622,32 +1382,37 @@
           <m:d>
             <m:dPr/>
             <m:e>
-              <m:r>
-                <m:t xml:space="preserve">d</m:t>
-              </m:r>
-              <m:r>
-                <m:t xml:space="preserve">|</m:t>
-              </m:r>
-              <m:r>
-                <m:t xml:space="preserve">k</m:t>
-              </m:r>
-              <m:r>
-                <m:t xml:space="preserve">|</m:t>
-              </m:r>
               <m:f>
-                <m:num/>
+                <m:num>
+                  <m:r>
+                    <m:t xml:space="preserve">d</m:t>
+                  </m:r>
+                  <m:d>
+                    <m:dPr>
+                      <m:begChr m:val="|"/>
+                      <m:endChr m:val="|"/>
+                    </m:dPr>
+                    <m:e>
+                      <m:r>
+                        <m:t xml:space="preserve">k</m:t>
+                      </m:r>
+                    </m:e>
+                  </m:d>
+                </m:num>
                 <m:den>
-                  <m:r>
-                    <m:t xml:space="preserve">|</m:t>
-                  </m:r>
-                  <m:r>
-                    <m:t xml:space="preserve">k</m:t>
-                  </m:r>
+                  <m:d>
+                    <m:dPr>
+                      <m:begChr m:val="|"/>
+                      <m:endChr m:val="|"/>
+                    </m:dPr>
+                    <m:e>
+                      <m:r>
+                        <m:t xml:space="preserve">k</m:t>
+                      </m:r>
+                    </m:e>
+                  </m:d>
                 </m:den>
               </m:f>
-              <m:r>
-                <m:t xml:space="preserve">|</m:t>
-              </m:r>
             </m:e>
           </m:d>
           <m:r>
@@ -2003,15 +1768,17 @@
               <m:r>
                 <m:t xml:space="preserve">&lt;</m:t>
               </m:r>
-              <m:r>
-                <m:t xml:space="preserve">|</m:t>
-              </m:r>
-              <m:r>
-                <m:t xml:space="preserve">k</m:t>
-              </m:r>
-              <m:r>
-                <m:t xml:space="preserve">|</m:t>
-              </m:r>
+              <m:d>
+                <m:dPr>
+                  <m:begChr m:val="|"/>
+                  <m:endChr m:val="|"/>
+                </m:dPr>
+                <m:e>
+                  <m:r>
+                    <m:t xml:space="preserve">k</m:t>
+                  </m:r>
+                </m:e>
+              </m:d>
               <m:r>
                 <m:t xml:space="preserve">&lt;</m:t>
               </m:r>
@@ -2678,17 +2445,13 @@
         <w:tblLook w:firstColumn="1" w:firstRow="1" w:lastColumn="0" w:lastRow="0" w:noHBand="0" w:noVBand="1" w:val="04A0"/>
       </w:tblPr>
       <w:tblGrid>
-        <w:gridCol w:w="1632"/>
-        <w:gridCol w:w="1632"/>
-        <w:gridCol w:w="1632"/>
-        <w:gridCol w:w="1632"/>
-        <w:gridCol w:w="1632"/>
-        <w:gridCol w:w="1632"/>
+        <w:gridCol w:w="3264"/>
+        <w:gridCol w:w="6528"/>
       </w:tblGrid>
       <w:tr>
         <w:tc>
           <w:tcPr>
-            <w:tcW w:type="dxa" w:w="1632"/>
+            <w:tcW w:type="dxa" w:w="3264"/>
             <w:shd w:fill="1F4E78"/>
             <w:vAlign w:val="center"/>
             <w:tcMar>
@@ -2710,7 +2473,7 @@
         </w:tc>
         <w:tc>
           <w:tcPr>
-            <w:tcW w:type="dxa" w:w="1632"/>
+            <w:tcW w:type="dxa" w:w="6528"/>
             <w:shd w:fill="1F4E78"/>
             <w:vAlign w:val="center"/>
             <w:tcMar>
@@ -2730,10 +2493,11 @@
             </w:r>
           </w:p>
         </w:tc>
+      </w:tr>
+      <w:tr>
         <w:tc>
           <w:tcPr>
-            <w:tcW w:type="dxa" w:w="1632"/>
-            <w:shd w:fill="1F4E78"/>
+            <w:tcW w:type="dxa" w:w="3264"/>
             <w:vAlign w:val="center"/>
             <w:tcMar>
               <w:top w:w="100" w:type="dxa"/>
@@ -2744,107 +2508,13 @@
           </w:tcPr>
           <w:p>
             <w:r>
-              <w:rPr>
-                <w:b/>
-                <w:color w:val="FFFFFF"/>
-              </w:rPr>
+              <w:t>iℳ ≈ iℳ₀ e[p·ε*/(p·k) − p′·ε*/(p′·k)]</w:t>
             </w:r>
           </w:p>
         </w:tc>
         <w:tc>
           <w:tcPr>
-            <w:tcW w:type="dxa" w:w="1632"/>
-            <w:shd w:fill="1F4E78"/>
-            <w:vAlign w:val="center"/>
-            <w:tcMar>
-              <w:top w:w="100" w:type="dxa"/>
-              <w:start w:w="100" w:type="dxa"/>
-              <w:bottom w:w="100" w:type="dxa"/>
-              <w:end w:w="100" w:type="dxa"/>
-            </w:tcMar>
-          </w:tcPr>
-          <w:p>
-            <w:r>
-              <w:rPr>
-                <w:b/>
-                <w:color w:val="FFFFFF"/>
-              </w:rPr>
-            </w:r>
-          </w:p>
-        </w:tc>
-        <w:tc>
-          <w:tcPr>
-            <w:tcW w:type="dxa" w:w="1632"/>
-            <w:shd w:fill="1F4E78"/>
-            <w:vAlign w:val="center"/>
-            <w:tcMar>
-              <w:top w:w="100" w:type="dxa"/>
-              <w:start w:w="100" w:type="dxa"/>
-              <w:bottom w:w="100" w:type="dxa"/>
-              <w:end w:w="100" w:type="dxa"/>
-            </w:tcMar>
-          </w:tcPr>
-          <w:p>
-            <w:r>
-              <w:rPr>
-                <w:b/>
-                <w:color w:val="FFFFFF"/>
-              </w:rPr>
-            </w:r>
-          </w:p>
-        </w:tc>
-        <w:tc>
-          <w:tcPr>
-            <w:tcW w:type="dxa" w:w="1632"/>
-            <w:shd w:fill="1F4E78"/>
-            <w:vAlign w:val="center"/>
-            <w:tcMar>
-              <w:top w:w="100" w:type="dxa"/>
-              <w:start w:w="100" w:type="dxa"/>
-              <w:bottom w:w="100" w:type="dxa"/>
-              <w:end w:w="100" w:type="dxa"/>
-            </w:tcMar>
-          </w:tcPr>
-          <w:p>
-            <w:r>
-              <w:rPr>
-                <w:b/>
-                <w:color w:val="FFFFFF"/>
-              </w:rPr>
-            </w:r>
-          </w:p>
-        </w:tc>
-      </w:tr>
-      <w:tr>
-        <w:tc>
-          <w:tcPr>
-            <w:tcW w:type="dxa" w:w="1632"/>
-            <w:vAlign w:val="center"/>
-            <w:tcMar>
-              <w:top w:w="100" w:type="dxa"/>
-              <w:start w:w="100" w:type="dxa"/>
-              <w:bottom w:w="100" w:type="dxa"/>
-              <w:end w:w="100" w:type="dxa"/>
-            </w:tcMar>
-          </w:tcPr>
-          <w:p>
-            <w:r>
-              <w:t>iℳ ≈ iℳ₀ e[p·ε</w:t>
-            </w:r>
-            <w:r>
-              <w:rPr>
-                <w:i/>
-              </w:rPr>
-              <w:t>/(p·k) − p′·ε</w:t>
-            </w:r>
-            <w:r>
-              <w:t>/(p′·k)]</w:t>
-            </w:r>
-          </w:p>
-        </w:tc>
-        <w:tc>
-          <w:tcPr>
-            <w:tcW w:type="dxa" w:w="1632"/>
+            <w:tcW w:type="dxa" w:w="6528"/>
             <w:vAlign w:val="center"/>
             <w:tcMar>
               <w:top w:w="100" w:type="dxa"/>
@@ -2859,63 +2529,11 @@
             </w:r>
           </w:p>
         </w:tc>
-        <w:tc>
-          <w:tcPr>
-            <w:tcW w:type="dxa" w:w="1632"/>
-            <w:vAlign w:val="center"/>
-            <w:tcMar>
-              <w:top w:w="100" w:type="dxa"/>
-              <w:start w:w="100" w:type="dxa"/>
-              <w:bottom w:w="100" w:type="dxa"/>
-              <w:end w:w="100" w:type="dxa"/>
-            </w:tcMar>
-          </w:tcPr>
-          <w:p/>
-        </w:tc>
-        <w:tc>
-          <w:tcPr>
-            <w:tcW w:type="dxa" w:w="1632"/>
-            <w:vAlign w:val="center"/>
-            <w:tcMar>
-              <w:top w:w="100" w:type="dxa"/>
-              <w:start w:w="100" w:type="dxa"/>
-              <w:bottom w:w="100" w:type="dxa"/>
-              <w:end w:w="100" w:type="dxa"/>
-            </w:tcMar>
-          </w:tcPr>
-          <w:p/>
-        </w:tc>
-        <w:tc>
-          <w:tcPr>
-            <w:tcW w:type="dxa" w:w="1632"/>
-            <w:vAlign w:val="center"/>
-            <w:tcMar>
-              <w:top w:w="100" w:type="dxa"/>
-              <w:start w:w="100" w:type="dxa"/>
-              <w:bottom w:w="100" w:type="dxa"/>
-              <w:end w:w="100" w:type="dxa"/>
-            </w:tcMar>
-          </w:tcPr>
-          <w:p/>
-        </w:tc>
-        <w:tc>
-          <w:tcPr>
-            <w:tcW w:type="dxa" w:w="1632"/>
-            <w:vAlign w:val="center"/>
-            <w:tcMar>
-              <w:top w:w="100" w:type="dxa"/>
-              <w:start w:w="100" w:type="dxa"/>
-              <w:bottom w:w="100" w:type="dxa"/>
-              <w:end w:w="100" w:type="dxa"/>
-            </w:tcMar>
-          </w:tcPr>
-          <w:p/>
-        </w:tc>
       </w:tr>
       <w:tr>
         <w:tc>
           <w:tcPr>
-            <w:tcW w:type="dxa" w:w="1632"/>
+            <w:tcW w:type="dxa" w:w="3264"/>
             <w:vAlign w:val="center"/>
             <w:shd w:fill="EAF2F8"/>
             <w:tcMar>
@@ -2933,7 +2551,7 @@
         </w:tc>
         <w:tc>
           <w:tcPr>
-            <w:tcW w:type="dxa" w:w="1632"/>
+            <w:tcW w:type="dxa" w:w="6528"/>
             <w:vAlign w:val="center"/>
             <w:shd w:fill="EAF2F8"/>
             <w:tcMar>
@@ -2949,67 +2567,11 @@
             </w:r>
           </w:p>
         </w:tc>
-        <w:tc>
-          <w:tcPr>
-            <w:tcW w:type="dxa" w:w="1632"/>
-            <w:vAlign w:val="center"/>
-            <w:shd w:fill="EAF2F8"/>
-            <w:tcMar>
-              <w:top w:w="100" w:type="dxa"/>
-              <w:start w:w="100" w:type="dxa"/>
-              <w:bottom w:w="100" w:type="dxa"/>
-              <w:end w:w="100" w:type="dxa"/>
-            </w:tcMar>
-          </w:tcPr>
-          <w:p/>
-        </w:tc>
-        <w:tc>
-          <w:tcPr>
-            <w:tcW w:type="dxa" w:w="1632"/>
-            <w:vAlign w:val="center"/>
-            <w:shd w:fill="EAF2F8"/>
-            <w:tcMar>
-              <w:top w:w="100" w:type="dxa"/>
-              <w:start w:w="100" w:type="dxa"/>
-              <w:bottom w:w="100" w:type="dxa"/>
-              <w:end w:w="100" w:type="dxa"/>
-            </w:tcMar>
-          </w:tcPr>
-          <w:p/>
-        </w:tc>
-        <w:tc>
-          <w:tcPr>
-            <w:tcW w:type="dxa" w:w="1632"/>
-            <w:vAlign w:val="center"/>
-            <w:shd w:fill="EAF2F8"/>
-            <w:tcMar>
-              <w:top w:w="100" w:type="dxa"/>
-              <w:start w:w="100" w:type="dxa"/>
-              <w:bottom w:w="100" w:type="dxa"/>
-              <w:end w:w="100" w:type="dxa"/>
-            </w:tcMar>
-          </w:tcPr>
-          <w:p/>
-        </w:tc>
-        <w:tc>
-          <w:tcPr>
-            <w:tcW w:type="dxa" w:w="1632"/>
-            <w:vAlign w:val="center"/>
-            <w:shd w:fill="EAF2F8"/>
-            <w:tcMar>
-              <w:top w:w="100" w:type="dxa"/>
-              <w:start w:w="100" w:type="dxa"/>
-              <w:bottom w:w="100" w:type="dxa"/>
-              <w:end w:w="100" w:type="dxa"/>
-            </w:tcMar>
-          </w:tcPr>
-          <w:p/>
-        </w:tc>
       </w:tr>
       <w:tr>
         <w:tc>
           <w:tcPr>
-            <w:tcW w:type="dxa" w:w="1632"/>
+            <w:tcW w:type="dxa" w:w="3264"/>
             <w:vAlign w:val="center"/>
             <w:tcMar>
               <w:top w:w="100" w:type="dxa"/>
@@ -3020,81 +2582,13 @@
           </w:tcPr>
           <w:p>
             <w:r>
-              <w:t>dP = (α/π)(d</w:t>
+              <w:t>dP = (α/π)(d|k|/|k|)I, I = 2f_IR</w:t>
             </w:r>
           </w:p>
         </w:tc>
         <w:tc>
           <w:tcPr>
-            <w:tcW w:type="dxa" w:w="1632"/>
-            <w:vAlign w:val="center"/>
-            <w:tcMar>
-              <w:top w:w="100" w:type="dxa"/>
-              <w:start w:w="100" w:type="dxa"/>
-              <w:bottom w:w="100" w:type="dxa"/>
-              <w:end w:w="100" w:type="dxa"/>
-            </w:tcMar>
-          </w:tcPr>
-          <w:p>
-            <w:r>
-              <w:t>k</w:t>
-            </w:r>
-          </w:p>
-        </w:tc>
-        <w:tc>
-          <w:tcPr>
-            <w:tcW w:type="dxa" w:w="1632"/>
-            <w:vAlign w:val="center"/>
-            <w:tcMar>
-              <w:top w:w="100" w:type="dxa"/>
-              <w:start w:w="100" w:type="dxa"/>
-              <w:bottom w:w="100" w:type="dxa"/>
-              <w:end w:w="100" w:type="dxa"/>
-            </w:tcMar>
-          </w:tcPr>
-          <w:p>
-            <w:r>
-              <w:t>/</w:t>
-            </w:r>
-          </w:p>
-        </w:tc>
-        <w:tc>
-          <w:tcPr>
-            <w:tcW w:type="dxa" w:w="1632"/>
-            <w:vAlign w:val="center"/>
-            <w:tcMar>
-              <w:top w:w="100" w:type="dxa"/>
-              <w:start w:w="100" w:type="dxa"/>
-              <w:bottom w:w="100" w:type="dxa"/>
-              <w:end w:w="100" w:type="dxa"/>
-            </w:tcMar>
-          </w:tcPr>
-          <w:p>
-            <w:r>
-              <w:t>k</w:t>
-            </w:r>
-          </w:p>
-        </w:tc>
-        <w:tc>
-          <w:tcPr>
-            <w:tcW w:type="dxa" w:w="1632"/>
-            <w:vAlign w:val="center"/>
-            <w:tcMar>
-              <w:top w:w="100" w:type="dxa"/>
-              <w:start w:w="100" w:type="dxa"/>
-              <w:bottom w:w="100" w:type="dxa"/>
-              <w:end w:w="100" w:type="dxa"/>
-            </w:tcMar>
-          </w:tcPr>
-          <w:p>
-            <w:r>
-              <w:t>)I, I = 2f_IR</w:t>
-            </w:r>
-          </w:p>
-        </w:tc>
-        <w:tc>
-          <w:tcPr>
-            <w:tcW w:type="dxa" w:w="1632"/>
+            <w:tcW w:type="dxa" w:w="6528"/>
             <w:vAlign w:val="center"/>
             <w:tcMar>
               <w:top w:w="100" w:type="dxa"/>
@@ -3113,7 +2607,7 @@
       <w:tr>
         <w:tc>
           <w:tcPr>
-            <w:tcW w:type="dxa" w:w="1632"/>
+            <w:tcW w:type="dxa" w:w="3264"/>
             <w:vAlign w:val="center"/>
             <w:shd w:fill="EAF2F8"/>
             <w:tcMar>
@@ -3131,7 +2625,7 @@
         </w:tc>
         <w:tc>
           <w:tcPr>
-            <w:tcW w:type="dxa" w:w="1632"/>
+            <w:tcW w:type="dxa" w:w="6528"/>
             <w:vAlign w:val="center"/>
             <w:shd w:fill="EAF2F8"/>
             <w:tcMar>
@@ -3147,67 +2641,11 @@
             </w:r>
           </w:p>
         </w:tc>
-        <w:tc>
-          <w:tcPr>
-            <w:tcW w:type="dxa" w:w="1632"/>
-            <w:vAlign w:val="center"/>
-            <w:shd w:fill="EAF2F8"/>
-            <w:tcMar>
-              <w:top w:w="100" w:type="dxa"/>
-              <w:start w:w="100" w:type="dxa"/>
-              <w:bottom w:w="100" w:type="dxa"/>
-              <w:end w:w="100" w:type="dxa"/>
-            </w:tcMar>
-          </w:tcPr>
-          <w:p/>
-        </w:tc>
-        <w:tc>
-          <w:tcPr>
-            <w:tcW w:type="dxa" w:w="1632"/>
-            <w:vAlign w:val="center"/>
-            <w:shd w:fill="EAF2F8"/>
-            <w:tcMar>
-              <w:top w:w="100" w:type="dxa"/>
-              <w:start w:w="100" w:type="dxa"/>
-              <w:bottom w:w="100" w:type="dxa"/>
-              <w:end w:w="100" w:type="dxa"/>
-            </w:tcMar>
-          </w:tcPr>
-          <w:p/>
-        </w:tc>
-        <w:tc>
-          <w:tcPr>
-            <w:tcW w:type="dxa" w:w="1632"/>
-            <w:vAlign w:val="center"/>
-            <w:shd w:fill="EAF2F8"/>
-            <w:tcMar>
-              <w:top w:w="100" w:type="dxa"/>
-              <w:start w:w="100" w:type="dxa"/>
-              <w:bottom w:w="100" w:type="dxa"/>
-              <w:end w:w="100" w:type="dxa"/>
-            </w:tcMar>
-          </w:tcPr>
-          <w:p/>
-        </w:tc>
-        <w:tc>
-          <w:tcPr>
-            <w:tcW w:type="dxa" w:w="1632"/>
-            <w:vAlign w:val="center"/>
-            <w:shd w:fill="EAF2F8"/>
-            <w:tcMar>
-              <w:top w:w="100" w:type="dxa"/>
-              <w:start w:w="100" w:type="dxa"/>
-              <w:bottom w:w="100" w:type="dxa"/>
-              <w:end w:w="100" w:type="dxa"/>
-            </w:tcMar>
-          </w:tcPr>
-          <w:p/>
-        </w:tc>
       </w:tr>
       <w:tr>
         <w:tc>
           <w:tcPr>
-            <w:tcW w:type="dxa" w:w="1632"/>
+            <w:tcW w:type="dxa" w:w="3264"/>
             <w:vAlign w:val="center"/>
             <w:tcMar>
               <w:top w:w="100" w:type="dxa"/>
@@ -3224,7 +2662,7 @@
         </w:tc>
         <w:tc>
           <w:tcPr>
-            <w:tcW w:type="dxa" w:w="1632"/>
+            <w:tcW w:type="dxa" w:w="6528"/>
             <w:vAlign w:val="center"/>
             <w:tcMar>
               <w:top w:w="100" w:type="dxa"/>
@@ -3238,58 +2676,6 @@
               <w:t>How soft photons appear in data</w:t>
             </w:r>
           </w:p>
-        </w:tc>
-        <w:tc>
-          <w:tcPr>
-            <w:tcW w:type="dxa" w:w="1632"/>
-            <w:vAlign w:val="center"/>
-            <w:tcMar>
-              <w:top w:w="100" w:type="dxa"/>
-              <w:start w:w="100" w:type="dxa"/>
-              <w:bottom w:w="100" w:type="dxa"/>
-              <w:end w:w="100" w:type="dxa"/>
-            </w:tcMar>
-          </w:tcPr>
-          <w:p/>
-        </w:tc>
-        <w:tc>
-          <w:tcPr>
-            <w:tcW w:type="dxa" w:w="1632"/>
-            <w:vAlign w:val="center"/>
-            <w:tcMar>
-              <w:top w:w="100" w:type="dxa"/>
-              <w:start w:w="100" w:type="dxa"/>
-              <w:bottom w:w="100" w:type="dxa"/>
-              <w:end w:w="100" w:type="dxa"/>
-            </w:tcMar>
-          </w:tcPr>
-          <w:p/>
-        </w:tc>
-        <w:tc>
-          <w:tcPr>
-            <w:tcW w:type="dxa" w:w="1632"/>
-            <w:vAlign w:val="center"/>
-            <w:tcMar>
-              <w:top w:w="100" w:type="dxa"/>
-              <w:start w:w="100" w:type="dxa"/>
-              <w:bottom w:w="100" w:type="dxa"/>
-              <w:end w:w="100" w:type="dxa"/>
-            </w:tcMar>
-          </w:tcPr>
-          <w:p/>
-        </w:tc>
-        <w:tc>
-          <w:tcPr>
-            <w:tcW w:type="dxa" w:w="1632"/>
-            <w:vAlign w:val="center"/>
-            <w:tcMar>
-              <w:top w:w="100" w:type="dxa"/>
-              <w:start w:w="100" w:type="dxa"/>
-              <w:bottom w:w="100" w:type="dxa"/>
-              <w:end w:w="100" w:type="dxa"/>
-            </w:tcMar>
-          </w:tcPr>
-          <w:p/>
         </w:tc>
       </w:tr>
     </w:tbl>
@@ -3391,19 +2777,13 @@
         <w:tblLook w:firstColumn="1" w:firstRow="1" w:lastColumn="0" w:lastRow="0" w:noHBand="0" w:noVBand="1" w:val="04A0"/>
       </w:tblPr>
       <w:tblGrid>
-        <w:gridCol w:w="1224"/>
-        <w:gridCol w:w="1224"/>
-        <w:gridCol w:w="1224"/>
-        <w:gridCol w:w="1224"/>
-        <w:gridCol w:w="1224"/>
-        <w:gridCol w:w="1224"/>
-        <w:gridCol w:w="1224"/>
-        <w:gridCol w:w="1224"/>
+        <w:gridCol w:w="720"/>
+        <w:gridCol w:w="9072"/>
       </w:tblGrid>
       <w:tr>
         <w:tc>
           <w:tcPr>
-            <w:tcW w:type="dxa" w:w="1224"/>
+            <w:tcW w:type="dxa" w:w="720"/>
             <w:shd w:fill="1F4E78"/>
             <w:vAlign w:val="center"/>
             <w:tcMar>
@@ -3425,7 +2805,7 @@
         </w:tc>
         <w:tc>
           <w:tcPr>
-            <w:tcW w:type="dxa" w:w="1224"/>
+            <w:tcW w:type="dxa" w:w="9072"/>
             <w:shd w:fill="1F4E78"/>
             <w:vAlign w:val="center"/>
             <w:tcMar>
@@ -3445,137 +2825,11 @@
             </w:r>
           </w:p>
         </w:tc>
-        <w:tc>
-          <w:tcPr>
-            <w:tcW w:type="dxa" w:w="1224"/>
-            <w:shd w:fill="1F4E78"/>
-            <w:vAlign w:val="center"/>
-            <w:tcMar>
-              <w:top w:w="100" w:type="dxa"/>
-              <w:start w:w="100" w:type="dxa"/>
-              <w:bottom w:w="100" w:type="dxa"/>
-              <w:end w:w="100" w:type="dxa"/>
-            </w:tcMar>
-          </w:tcPr>
-          <w:p>
-            <w:r>
-              <w:rPr>
-                <w:b/>
-                <w:color w:val="FFFFFF"/>
-              </w:rPr>
-            </w:r>
-          </w:p>
-        </w:tc>
-        <w:tc>
-          <w:tcPr>
-            <w:tcW w:type="dxa" w:w="1224"/>
-            <w:shd w:fill="1F4E78"/>
-            <w:vAlign w:val="center"/>
-            <w:tcMar>
-              <w:top w:w="100" w:type="dxa"/>
-              <w:start w:w="100" w:type="dxa"/>
-              <w:bottom w:w="100" w:type="dxa"/>
-              <w:end w:w="100" w:type="dxa"/>
-            </w:tcMar>
-          </w:tcPr>
-          <w:p>
-            <w:r>
-              <w:rPr>
-                <w:b/>
-                <w:color w:val="FFFFFF"/>
-              </w:rPr>
-            </w:r>
-          </w:p>
-        </w:tc>
-        <w:tc>
-          <w:tcPr>
-            <w:tcW w:type="dxa" w:w="1224"/>
-            <w:shd w:fill="1F4E78"/>
-            <w:vAlign w:val="center"/>
-            <w:tcMar>
-              <w:top w:w="100" w:type="dxa"/>
-              <w:start w:w="100" w:type="dxa"/>
-              <w:bottom w:w="100" w:type="dxa"/>
-              <w:end w:w="100" w:type="dxa"/>
-            </w:tcMar>
-          </w:tcPr>
-          <w:p>
-            <w:r>
-              <w:rPr>
-                <w:b/>
-                <w:color w:val="FFFFFF"/>
-              </w:rPr>
-            </w:r>
-          </w:p>
-        </w:tc>
-        <w:tc>
-          <w:tcPr>
-            <w:tcW w:type="dxa" w:w="1224"/>
-            <w:shd w:fill="1F4E78"/>
-            <w:vAlign w:val="center"/>
-            <w:tcMar>
-              <w:top w:w="100" w:type="dxa"/>
-              <w:start w:w="100" w:type="dxa"/>
-              <w:bottom w:w="100" w:type="dxa"/>
-              <w:end w:w="100" w:type="dxa"/>
-            </w:tcMar>
-          </w:tcPr>
-          <w:p>
-            <w:r>
-              <w:rPr>
-                <w:b/>
-                <w:color w:val="FFFFFF"/>
-              </w:rPr>
-            </w:r>
-          </w:p>
-        </w:tc>
-        <w:tc>
-          <w:tcPr>
-            <w:tcW w:type="dxa" w:w="1224"/>
-            <w:shd w:fill="1F4E78"/>
-            <w:vAlign w:val="center"/>
-            <w:tcMar>
-              <w:top w:w="100" w:type="dxa"/>
-              <w:start w:w="100" w:type="dxa"/>
-              <w:bottom w:w="100" w:type="dxa"/>
-              <w:end w:w="100" w:type="dxa"/>
-            </w:tcMar>
-          </w:tcPr>
-          <w:p>
-            <w:r>
-              <w:rPr>
-                <w:b/>
-                <w:color w:val="FFFFFF"/>
-              </w:rPr>
-            </w:r>
-          </w:p>
-        </w:tc>
-        <w:tc>
-          <w:tcPr>
-            <w:tcW w:type="dxa" w:w="1224"/>
-            <w:shd w:fill="1F4E78"/>
-            <w:vAlign w:val="center"/>
-            <w:tcMar>
-              <w:top w:w="100" w:type="dxa"/>
-              <w:start w:w="100" w:type="dxa"/>
-              <w:bottom w:w="100" w:type="dxa"/>
-              <w:end w:w="100" w:type="dxa"/>
-            </w:tcMar>
-          </w:tcPr>
-          <w:p>
-            <w:r>
-              <w:rPr>
-                <w:b/>
-                <w:color w:val="FFFFFF"/>
-              </w:rPr>
-            </w:r>
-          </w:p>
-        </w:tc>
       </w:tr>
       <w:tr>
         <w:tc>
           <w:tcPr>
-            <w:tcW w:type="dxa" w:w="1224"/>
+            <w:tcW w:type="dxa" w:w="720"/>
             <w:vAlign w:val="center"/>
             <w:tcMar>
               <w:top w:w="100" w:type="dxa"/>
@@ -3592,7 +2846,7 @@
         </w:tc>
         <w:tc>
           <w:tcPr>
-            <w:tcW w:type="dxa" w:w="1224"/>
+            <w:tcW w:type="dxa" w:w="9072"/>
             <w:vAlign w:val="center"/>
             <w:tcMar>
               <w:top w:w="100" w:type="dxa"/>
@@ -3607,89 +2861,11 @@
             </w:r>
           </w:p>
         </w:tc>
-        <w:tc>
-          <w:tcPr>
-            <w:tcW w:type="dxa" w:w="1224"/>
-            <w:vAlign w:val="center"/>
-            <w:tcMar>
-              <w:top w:w="100" w:type="dxa"/>
-              <w:start w:w="100" w:type="dxa"/>
-              <w:bottom w:w="100" w:type="dxa"/>
-              <w:end w:w="100" w:type="dxa"/>
-            </w:tcMar>
-          </w:tcPr>
-          <w:p/>
-        </w:tc>
-        <w:tc>
-          <w:tcPr>
-            <w:tcW w:type="dxa" w:w="1224"/>
-            <w:vAlign w:val="center"/>
-            <w:tcMar>
-              <w:top w:w="100" w:type="dxa"/>
-              <w:start w:w="100" w:type="dxa"/>
-              <w:bottom w:w="100" w:type="dxa"/>
-              <w:end w:w="100" w:type="dxa"/>
-            </w:tcMar>
-          </w:tcPr>
-          <w:p/>
-        </w:tc>
-        <w:tc>
-          <w:tcPr>
-            <w:tcW w:type="dxa" w:w="1224"/>
-            <w:vAlign w:val="center"/>
-            <w:tcMar>
-              <w:top w:w="100" w:type="dxa"/>
-              <w:start w:w="100" w:type="dxa"/>
-              <w:bottom w:w="100" w:type="dxa"/>
-              <w:end w:w="100" w:type="dxa"/>
-            </w:tcMar>
-          </w:tcPr>
-          <w:p/>
-        </w:tc>
-        <w:tc>
-          <w:tcPr>
-            <w:tcW w:type="dxa" w:w="1224"/>
-            <w:vAlign w:val="center"/>
-            <w:tcMar>
-              <w:top w:w="100" w:type="dxa"/>
-              <w:start w:w="100" w:type="dxa"/>
-              <w:bottom w:w="100" w:type="dxa"/>
-              <w:end w:w="100" w:type="dxa"/>
-            </w:tcMar>
-          </w:tcPr>
-          <w:p/>
-        </w:tc>
-        <w:tc>
-          <w:tcPr>
-            <w:tcW w:type="dxa" w:w="1224"/>
-            <w:vAlign w:val="center"/>
-            <w:tcMar>
-              <w:top w:w="100" w:type="dxa"/>
-              <w:start w:w="100" w:type="dxa"/>
-              <w:bottom w:w="100" w:type="dxa"/>
-              <w:end w:w="100" w:type="dxa"/>
-            </w:tcMar>
-          </w:tcPr>
-          <w:p/>
-        </w:tc>
-        <w:tc>
-          <w:tcPr>
-            <w:tcW w:type="dxa" w:w="1224"/>
-            <w:vAlign w:val="center"/>
-            <w:tcMar>
-              <w:top w:w="100" w:type="dxa"/>
-              <w:start w:w="100" w:type="dxa"/>
-              <w:bottom w:w="100" w:type="dxa"/>
-              <w:end w:w="100" w:type="dxa"/>
-            </w:tcMar>
-          </w:tcPr>
-          <w:p/>
-        </w:tc>
       </w:tr>
       <w:tr>
         <w:tc>
           <w:tcPr>
-            <w:tcW w:type="dxa" w:w="1224"/>
+            <w:tcW w:type="dxa" w:w="720"/>
             <w:vAlign w:val="center"/>
             <w:shd w:fill="EAF2F8"/>
             <w:tcMar>
@@ -3707,7 +2883,7 @@
         </w:tc>
         <w:tc>
           <w:tcPr>
-            <w:tcW w:type="dxa" w:w="1224"/>
+            <w:tcW w:type="dxa" w:w="9072"/>
             <w:vAlign w:val="center"/>
             <w:shd w:fill="EAF2F8"/>
             <w:tcMar>
@@ -3723,95 +2899,11 @@
             </w:r>
           </w:p>
         </w:tc>
-        <w:tc>
-          <w:tcPr>
-            <w:tcW w:type="dxa" w:w="1224"/>
-            <w:vAlign w:val="center"/>
-            <w:shd w:fill="EAF2F8"/>
-            <w:tcMar>
-              <w:top w:w="100" w:type="dxa"/>
-              <w:start w:w="100" w:type="dxa"/>
-              <w:bottom w:w="100" w:type="dxa"/>
-              <w:end w:w="100" w:type="dxa"/>
-            </w:tcMar>
-          </w:tcPr>
-          <w:p/>
-        </w:tc>
-        <w:tc>
-          <w:tcPr>
-            <w:tcW w:type="dxa" w:w="1224"/>
-            <w:vAlign w:val="center"/>
-            <w:shd w:fill="EAF2F8"/>
-            <w:tcMar>
-              <w:top w:w="100" w:type="dxa"/>
-              <w:start w:w="100" w:type="dxa"/>
-              <w:bottom w:w="100" w:type="dxa"/>
-              <w:end w:w="100" w:type="dxa"/>
-            </w:tcMar>
-          </w:tcPr>
-          <w:p/>
-        </w:tc>
-        <w:tc>
-          <w:tcPr>
-            <w:tcW w:type="dxa" w:w="1224"/>
-            <w:vAlign w:val="center"/>
-            <w:shd w:fill="EAF2F8"/>
-            <w:tcMar>
-              <w:top w:w="100" w:type="dxa"/>
-              <w:start w:w="100" w:type="dxa"/>
-              <w:bottom w:w="100" w:type="dxa"/>
-              <w:end w:w="100" w:type="dxa"/>
-            </w:tcMar>
-          </w:tcPr>
-          <w:p/>
-        </w:tc>
-        <w:tc>
-          <w:tcPr>
-            <w:tcW w:type="dxa" w:w="1224"/>
-            <w:vAlign w:val="center"/>
-            <w:shd w:fill="EAF2F8"/>
-            <w:tcMar>
-              <w:top w:w="100" w:type="dxa"/>
-              <w:start w:w="100" w:type="dxa"/>
-              <w:bottom w:w="100" w:type="dxa"/>
-              <w:end w:w="100" w:type="dxa"/>
-            </w:tcMar>
-          </w:tcPr>
-          <w:p/>
-        </w:tc>
-        <w:tc>
-          <w:tcPr>
-            <w:tcW w:type="dxa" w:w="1224"/>
-            <w:vAlign w:val="center"/>
-            <w:shd w:fill="EAF2F8"/>
-            <w:tcMar>
-              <w:top w:w="100" w:type="dxa"/>
-              <w:start w:w="100" w:type="dxa"/>
-              <w:bottom w:w="100" w:type="dxa"/>
-              <w:end w:w="100" w:type="dxa"/>
-            </w:tcMar>
-          </w:tcPr>
-          <w:p/>
-        </w:tc>
-        <w:tc>
-          <w:tcPr>
-            <w:tcW w:type="dxa" w:w="1224"/>
-            <w:vAlign w:val="center"/>
-            <w:shd w:fill="EAF2F8"/>
-            <w:tcMar>
-              <w:top w:w="100" w:type="dxa"/>
-              <w:start w:w="100" w:type="dxa"/>
-              <w:bottom w:w="100" w:type="dxa"/>
-              <w:end w:w="100" w:type="dxa"/>
-            </w:tcMar>
-          </w:tcPr>
-          <w:p/>
-        </w:tc>
       </w:tr>
       <w:tr>
         <w:tc>
           <w:tcPr>
-            <w:tcW w:type="dxa" w:w="1224"/>
+            <w:tcW w:type="dxa" w:w="720"/>
             <w:vAlign w:val="center"/>
             <w:tcMar>
               <w:top w:w="100" w:type="dxa"/>
@@ -3828,7 +2920,7 @@
         </w:tc>
         <w:tc>
           <w:tcPr>
-            <w:tcW w:type="dxa" w:w="1224"/>
+            <w:tcW w:type="dxa" w:w="9072"/>
             <w:vAlign w:val="center"/>
             <w:tcMar>
               <w:top w:w="100" w:type="dxa"/>
@@ -3843,89 +2935,11 @@
             </w:r>
           </w:p>
         </w:tc>
-        <w:tc>
-          <w:tcPr>
-            <w:tcW w:type="dxa" w:w="1224"/>
-            <w:vAlign w:val="center"/>
-            <w:tcMar>
-              <w:top w:w="100" w:type="dxa"/>
-              <w:start w:w="100" w:type="dxa"/>
-              <w:bottom w:w="100" w:type="dxa"/>
-              <w:end w:w="100" w:type="dxa"/>
-            </w:tcMar>
-          </w:tcPr>
-          <w:p/>
-        </w:tc>
-        <w:tc>
-          <w:tcPr>
-            <w:tcW w:type="dxa" w:w="1224"/>
-            <w:vAlign w:val="center"/>
-            <w:tcMar>
-              <w:top w:w="100" w:type="dxa"/>
-              <w:start w:w="100" w:type="dxa"/>
-              <w:bottom w:w="100" w:type="dxa"/>
-              <w:end w:w="100" w:type="dxa"/>
-            </w:tcMar>
-          </w:tcPr>
-          <w:p/>
-        </w:tc>
-        <w:tc>
-          <w:tcPr>
-            <w:tcW w:type="dxa" w:w="1224"/>
-            <w:vAlign w:val="center"/>
-            <w:tcMar>
-              <w:top w:w="100" w:type="dxa"/>
-              <w:start w:w="100" w:type="dxa"/>
-              <w:bottom w:w="100" w:type="dxa"/>
-              <w:end w:w="100" w:type="dxa"/>
-            </w:tcMar>
-          </w:tcPr>
-          <w:p/>
-        </w:tc>
-        <w:tc>
-          <w:tcPr>
-            <w:tcW w:type="dxa" w:w="1224"/>
-            <w:vAlign w:val="center"/>
-            <w:tcMar>
-              <w:top w:w="100" w:type="dxa"/>
-              <w:start w:w="100" w:type="dxa"/>
-              <w:bottom w:w="100" w:type="dxa"/>
-              <w:end w:w="100" w:type="dxa"/>
-            </w:tcMar>
-          </w:tcPr>
-          <w:p/>
-        </w:tc>
-        <w:tc>
-          <w:tcPr>
-            <w:tcW w:type="dxa" w:w="1224"/>
-            <w:vAlign w:val="center"/>
-            <w:tcMar>
-              <w:top w:w="100" w:type="dxa"/>
-              <w:start w:w="100" w:type="dxa"/>
-              <w:bottom w:w="100" w:type="dxa"/>
-              <w:end w:w="100" w:type="dxa"/>
-            </w:tcMar>
-          </w:tcPr>
-          <w:p/>
-        </w:tc>
-        <w:tc>
-          <w:tcPr>
-            <w:tcW w:type="dxa" w:w="1224"/>
-            <w:vAlign w:val="center"/>
-            <w:tcMar>
-              <w:top w:w="100" w:type="dxa"/>
-              <w:start w:w="100" w:type="dxa"/>
-              <w:bottom w:w="100" w:type="dxa"/>
-              <w:end w:w="100" w:type="dxa"/>
-            </w:tcMar>
-          </w:tcPr>
-          <w:p/>
-        </w:tc>
       </w:tr>
       <w:tr>
         <w:tc>
           <w:tcPr>
-            <w:tcW w:type="dxa" w:w="1224"/>
+            <w:tcW w:type="dxa" w:w="720"/>
             <w:vAlign w:val="center"/>
             <w:shd w:fill="EAF2F8"/>
             <w:tcMar>
@@ -3943,7 +2957,7 @@
         </w:tc>
         <w:tc>
           <w:tcPr>
-            <w:tcW w:type="dxa" w:w="1224"/>
+            <w:tcW w:type="dxa" w:w="9072"/>
             <w:vAlign w:val="center"/>
             <w:shd w:fill="EAF2F8"/>
             <w:tcMar>
@@ -3959,95 +2973,11 @@
             </w:r>
           </w:p>
         </w:tc>
-        <w:tc>
-          <w:tcPr>
-            <w:tcW w:type="dxa" w:w="1224"/>
-            <w:vAlign w:val="center"/>
-            <w:shd w:fill="EAF2F8"/>
-            <w:tcMar>
-              <w:top w:w="100" w:type="dxa"/>
-              <w:start w:w="100" w:type="dxa"/>
-              <w:bottom w:w="100" w:type="dxa"/>
-              <w:end w:w="100" w:type="dxa"/>
-            </w:tcMar>
-          </w:tcPr>
-          <w:p/>
-        </w:tc>
-        <w:tc>
-          <w:tcPr>
-            <w:tcW w:type="dxa" w:w="1224"/>
-            <w:vAlign w:val="center"/>
-            <w:shd w:fill="EAF2F8"/>
-            <w:tcMar>
-              <w:top w:w="100" w:type="dxa"/>
-              <w:start w:w="100" w:type="dxa"/>
-              <w:bottom w:w="100" w:type="dxa"/>
-              <w:end w:w="100" w:type="dxa"/>
-            </w:tcMar>
-          </w:tcPr>
-          <w:p/>
-        </w:tc>
-        <w:tc>
-          <w:tcPr>
-            <w:tcW w:type="dxa" w:w="1224"/>
-            <w:vAlign w:val="center"/>
-            <w:shd w:fill="EAF2F8"/>
-            <w:tcMar>
-              <w:top w:w="100" w:type="dxa"/>
-              <w:start w:w="100" w:type="dxa"/>
-              <w:bottom w:w="100" w:type="dxa"/>
-              <w:end w:w="100" w:type="dxa"/>
-            </w:tcMar>
-          </w:tcPr>
-          <w:p/>
-        </w:tc>
-        <w:tc>
-          <w:tcPr>
-            <w:tcW w:type="dxa" w:w="1224"/>
-            <w:vAlign w:val="center"/>
-            <w:shd w:fill="EAF2F8"/>
-            <w:tcMar>
-              <w:top w:w="100" w:type="dxa"/>
-              <w:start w:w="100" w:type="dxa"/>
-              <w:bottom w:w="100" w:type="dxa"/>
-              <w:end w:w="100" w:type="dxa"/>
-            </w:tcMar>
-          </w:tcPr>
-          <w:p/>
-        </w:tc>
-        <w:tc>
-          <w:tcPr>
-            <w:tcW w:type="dxa" w:w="1224"/>
-            <w:vAlign w:val="center"/>
-            <w:shd w:fill="EAF2F8"/>
-            <w:tcMar>
-              <w:top w:w="100" w:type="dxa"/>
-              <w:start w:w="100" w:type="dxa"/>
-              <w:bottom w:w="100" w:type="dxa"/>
-              <w:end w:w="100" w:type="dxa"/>
-            </w:tcMar>
-          </w:tcPr>
-          <w:p/>
-        </w:tc>
-        <w:tc>
-          <w:tcPr>
-            <w:tcW w:type="dxa" w:w="1224"/>
-            <w:vAlign w:val="center"/>
-            <w:shd w:fill="EAF2F8"/>
-            <w:tcMar>
-              <w:top w:w="100" w:type="dxa"/>
-              <w:start w:w="100" w:type="dxa"/>
-              <w:bottom w:w="100" w:type="dxa"/>
-              <w:end w:w="100" w:type="dxa"/>
-            </w:tcMar>
-          </w:tcPr>
-          <w:p/>
-        </w:tc>
       </w:tr>
       <w:tr>
         <w:tc>
           <w:tcPr>
-            <w:tcW w:type="dxa" w:w="1224"/>
+            <w:tcW w:type="dxa" w:w="720"/>
             <w:vAlign w:val="center"/>
             <w:tcMar>
               <w:top w:w="100" w:type="dxa"/>
@@ -4064,7 +2994,7 @@
         </w:tc>
         <w:tc>
           <w:tcPr>
-            <w:tcW w:type="dxa" w:w="1224"/>
+            <w:tcW w:type="dxa" w:w="9072"/>
             <w:vAlign w:val="center"/>
             <w:tcMar>
               <w:top w:w="100" w:type="dxa"/>
@@ -4075,109 +3005,7 @@
           </w:tcPr>
           <w:p>
             <w:r>
-              <w:t>Collect the factors in dP: e², the phase space d³k/((2π)³2</w:t>
-            </w:r>
-          </w:p>
-        </w:tc>
-        <w:tc>
-          <w:tcPr>
-            <w:tcW w:type="dxa" w:w="1224"/>
-            <w:vAlign w:val="center"/>
-            <w:tcMar>
-              <w:top w:w="100" w:type="dxa"/>
-              <w:start w:w="100" w:type="dxa"/>
-              <w:bottom w:w="100" w:type="dxa"/>
-              <w:end w:w="100" w:type="dxa"/>
-            </w:tcMar>
-          </w:tcPr>
-          <w:p>
-            <w:r>
-              <w:t>k</w:t>
-            </w:r>
-          </w:p>
-        </w:tc>
-        <w:tc>
-          <w:tcPr>
-            <w:tcW w:type="dxa" w:w="1224"/>
-            <w:vAlign w:val="center"/>
-            <w:tcMar>
-              <w:top w:w="100" w:type="dxa"/>
-              <w:start w:w="100" w:type="dxa"/>
-              <w:bottom w:w="100" w:type="dxa"/>
-              <w:end w:w="100" w:type="dxa"/>
-            </w:tcMar>
-          </w:tcPr>
-          <w:p>
-            <w:r>
-              <w:t>), and d³k =</w:t>
-            </w:r>
-          </w:p>
-        </w:tc>
-        <w:tc>
-          <w:tcPr>
-            <w:tcW w:type="dxa" w:w="1224"/>
-            <w:vAlign w:val="center"/>
-            <w:tcMar>
-              <w:top w:w="100" w:type="dxa"/>
-              <w:start w:w="100" w:type="dxa"/>
-              <w:bottom w:w="100" w:type="dxa"/>
-              <w:end w:w="100" w:type="dxa"/>
-            </w:tcMar>
-          </w:tcPr>
-          <w:p>
-            <w:r>
-              <w:t>k</w:t>
-            </w:r>
-          </w:p>
-        </w:tc>
-        <w:tc>
-          <w:tcPr>
-            <w:tcW w:type="dxa" w:w="1224"/>
-            <w:vAlign w:val="center"/>
-            <w:tcMar>
-              <w:top w:w="100" w:type="dxa"/>
-              <w:start w:w="100" w:type="dxa"/>
-              <w:bottom w:w="100" w:type="dxa"/>
-              <w:end w:w="100" w:type="dxa"/>
-            </w:tcMar>
-          </w:tcPr>
-          <w:p>
-            <w:r>
-              <w:t>²d</w:t>
-            </w:r>
-          </w:p>
-        </w:tc>
-        <w:tc>
-          <w:tcPr>
-            <w:tcW w:type="dxa" w:w="1224"/>
-            <w:vAlign w:val="center"/>
-            <w:tcMar>
-              <w:top w:w="100" w:type="dxa"/>
-              <w:start w:w="100" w:type="dxa"/>
-              <w:bottom w:w="100" w:type="dxa"/>
-              <w:end w:w="100" w:type="dxa"/>
-            </w:tcMar>
-          </w:tcPr>
-          <w:p>
-            <w:r>
-              <w:t>k</w:t>
-            </w:r>
-          </w:p>
-        </w:tc>
-        <w:tc>
-          <w:tcPr>
-            <w:tcW w:type="dxa" w:w="1224"/>
-            <w:vAlign w:val="center"/>
-            <w:tcMar>
-              <w:top w:w="100" w:type="dxa"/>
-              <w:start w:w="100" w:type="dxa"/>
-              <w:bottom w:w="100" w:type="dxa"/>
-              <w:end w:w="100" w:type="dxa"/>
-            </w:tcMar>
-          </w:tcPr>
-          <w:p>
-            <w:r>
-              <w:t>dΩ. Show that the prefactor is α/π when the angular integral is written as ∫dΩ/4π.</w:t>
+              <w:t>Collect the factors in dP: e², the phase space d³k/((2π)³2|k|), and d³k = |k|²d|k|dΩ. Show that the prefactor is α/π when the angular integral is written as ∫dΩ/4π.</w:t>
             </w:r>
           </w:p>
         </w:tc>
@@ -4185,7 +3013,7 @@
       <w:tr>
         <w:tc>
           <w:tcPr>
-            <w:tcW w:type="dxa" w:w="1224"/>
+            <w:tcW w:type="dxa" w:w="720"/>
             <w:vAlign w:val="center"/>
             <w:shd w:fill="EAF2F8"/>
             <w:tcMar>
@@ -4203,7 +3031,7 @@
         </w:tc>
         <w:tc>
           <w:tcPr>
-            <w:tcW w:type="dxa" w:w="1224"/>
+            <w:tcW w:type="dxa" w:w="9072"/>
             <w:vAlign w:val="center"/>
             <w:shd w:fill="EAF2F8"/>
             <w:tcMar>
@@ -4219,95 +3047,11 @@
             </w:r>
           </w:p>
         </w:tc>
-        <w:tc>
-          <w:tcPr>
-            <w:tcW w:type="dxa" w:w="1224"/>
-            <w:vAlign w:val="center"/>
-            <w:shd w:fill="EAF2F8"/>
-            <w:tcMar>
-              <w:top w:w="100" w:type="dxa"/>
-              <w:start w:w="100" w:type="dxa"/>
-              <w:bottom w:w="100" w:type="dxa"/>
-              <w:end w:w="100" w:type="dxa"/>
-            </w:tcMar>
-          </w:tcPr>
-          <w:p/>
-        </w:tc>
-        <w:tc>
-          <w:tcPr>
-            <w:tcW w:type="dxa" w:w="1224"/>
-            <w:vAlign w:val="center"/>
-            <w:shd w:fill="EAF2F8"/>
-            <w:tcMar>
-              <w:top w:w="100" w:type="dxa"/>
-              <w:start w:w="100" w:type="dxa"/>
-              <w:bottom w:w="100" w:type="dxa"/>
-              <w:end w:w="100" w:type="dxa"/>
-            </w:tcMar>
-          </w:tcPr>
-          <w:p/>
-        </w:tc>
-        <w:tc>
-          <w:tcPr>
-            <w:tcW w:type="dxa" w:w="1224"/>
-            <w:vAlign w:val="center"/>
-            <w:shd w:fill="EAF2F8"/>
-            <w:tcMar>
-              <w:top w:w="100" w:type="dxa"/>
-              <w:start w:w="100" w:type="dxa"/>
-              <w:bottom w:w="100" w:type="dxa"/>
-              <w:end w:w="100" w:type="dxa"/>
-            </w:tcMar>
-          </w:tcPr>
-          <w:p/>
-        </w:tc>
-        <w:tc>
-          <w:tcPr>
-            <w:tcW w:type="dxa" w:w="1224"/>
-            <w:vAlign w:val="center"/>
-            <w:shd w:fill="EAF2F8"/>
-            <w:tcMar>
-              <w:top w:w="100" w:type="dxa"/>
-              <w:start w:w="100" w:type="dxa"/>
-              <w:bottom w:w="100" w:type="dxa"/>
-              <w:end w:w="100" w:type="dxa"/>
-            </w:tcMar>
-          </w:tcPr>
-          <w:p/>
-        </w:tc>
-        <w:tc>
-          <w:tcPr>
-            <w:tcW w:type="dxa" w:w="1224"/>
-            <w:vAlign w:val="center"/>
-            <w:shd w:fill="EAF2F8"/>
-            <w:tcMar>
-              <w:top w:w="100" w:type="dxa"/>
-              <w:start w:w="100" w:type="dxa"/>
-              <w:bottom w:w="100" w:type="dxa"/>
-              <w:end w:w="100" w:type="dxa"/>
-            </w:tcMar>
-          </w:tcPr>
-          <w:p/>
-        </w:tc>
-        <w:tc>
-          <w:tcPr>
-            <w:tcW w:type="dxa" w:w="1224"/>
-            <w:vAlign w:val="center"/>
-            <w:shd w:fill="EAF2F8"/>
-            <w:tcMar>
-              <w:top w:w="100" w:type="dxa"/>
-              <w:start w:w="100" w:type="dxa"/>
-              <w:bottom w:w="100" w:type="dxa"/>
-              <w:end w:w="100" w:type="dxa"/>
-            </w:tcMar>
-          </w:tcPr>
-          <w:p/>
-        </w:tc>
       </w:tr>
       <w:tr>
         <w:tc>
           <w:tcPr>
-            <w:tcW w:type="dxa" w:w="1224"/>
+            <w:tcW w:type="dxa" w:w="720"/>
             <w:vAlign w:val="center"/>
             <w:tcMar>
               <w:top w:w="100" w:type="dxa"/>
@@ -4324,7 +3068,7 @@
         </w:tc>
         <w:tc>
           <w:tcPr>
-            <w:tcW w:type="dxa" w:w="1224"/>
+            <w:tcW w:type="dxa" w:w="9072"/>
             <w:vAlign w:val="center"/>
             <w:tcMar>
               <w:top w:w="100" w:type="dxa"/>
@@ -4335,101 +3079,15 @@
           </w:tcPr>
           <w:p>
             <w:r>
-              <w:t>In the nonrelativistic limit, show that I ≈ (2/3)</w:t>
+              <w:t>In the nonrelativistic limit, show that I ≈ (2/3)|v′ − v|², and compare with Lesson 73's f_IR ≈ Q²/(3m²).</w:t>
             </w:r>
           </w:p>
-        </w:tc>
-        <w:tc>
-          <w:tcPr>
-            <w:tcW w:type="dxa" w:w="1224"/>
-            <w:vAlign w:val="center"/>
-            <w:tcMar>
-              <w:top w:w="100" w:type="dxa"/>
-              <w:start w:w="100" w:type="dxa"/>
-              <w:bottom w:w="100" w:type="dxa"/>
-              <w:end w:w="100" w:type="dxa"/>
-            </w:tcMar>
-          </w:tcPr>
-          <w:p>
-            <w:r>
-              <w:t>v′ − v</w:t>
-            </w:r>
-          </w:p>
-        </w:tc>
-        <w:tc>
-          <w:tcPr>
-            <w:tcW w:type="dxa" w:w="1224"/>
-            <w:vAlign w:val="center"/>
-            <w:tcMar>
-              <w:top w:w="100" w:type="dxa"/>
-              <w:start w:w="100" w:type="dxa"/>
-              <w:bottom w:w="100" w:type="dxa"/>
-              <w:end w:w="100" w:type="dxa"/>
-            </w:tcMar>
-          </w:tcPr>
-          <w:p>
-            <w:r>
-              <w:t>², and compare with Lesson 73's f_IR ≈ Q²/(3m²).</w:t>
-            </w:r>
-          </w:p>
-        </w:tc>
-        <w:tc>
-          <w:tcPr>
-            <w:tcW w:type="dxa" w:w="1224"/>
-            <w:vAlign w:val="center"/>
-            <w:tcMar>
-              <w:top w:w="100" w:type="dxa"/>
-              <w:start w:w="100" w:type="dxa"/>
-              <w:bottom w:w="100" w:type="dxa"/>
-              <w:end w:w="100" w:type="dxa"/>
-            </w:tcMar>
-          </w:tcPr>
-          <w:p/>
-        </w:tc>
-        <w:tc>
-          <w:tcPr>
-            <w:tcW w:type="dxa" w:w="1224"/>
-            <w:vAlign w:val="center"/>
-            <w:tcMar>
-              <w:top w:w="100" w:type="dxa"/>
-              <w:start w:w="100" w:type="dxa"/>
-              <w:bottom w:w="100" w:type="dxa"/>
-              <w:end w:w="100" w:type="dxa"/>
-            </w:tcMar>
-          </w:tcPr>
-          <w:p/>
-        </w:tc>
-        <w:tc>
-          <w:tcPr>
-            <w:tcW w:type="dxa" w:w="1224"/>
-            <w:vAlign w:val="center"/>
-            <w:tcMar>
-              <w:top w:w="100" w:type="dxa"/>
-              <w:start w:w="100" w:type="dxa"/>
-              <w:bottom w:w="100" w:type="dxa"/>
-              <w:end w:w="100" w:type="dxa"/>
-            </w:tcMar>
-          </w:tcPr>
-          <w:p/>
-        </w:tc>
-        <w:tc>
-          <w:tcPr>
-            <w:tcW w:type="dxa" w:w="1224"/>
-            <w:vAlign w:val="center"/>
-            <w:tcMar>
-              <w:top w:w="100" w:type="dxa"/>
-              <w:start w:w="100" w:type="dxa"/>
-              <w:bottom w:w="100" w:type="dxa"/>
-              <w:end w:w="100" w:type="dxa"/>
-            </w:tcMar>
-          </w:tcPr>
-          <w:p/>
         </w:tc>
       </w:tr>
       <w:tr>
         <w:tc>
           <w:tcPr>
-            <w:tcW w:type="dxa" w:w="1224"/>
+            <w:tcW w:type="dxa" w:w="720"/>
             <w:vAlign w:val="center"/>
             <w:shd w:fill="EAF2F8"/>
             <w:tcMar>
@@ -4447,7 +3105,7 @@
         </w:tc>
         <w:tc>
           <w:tcPr>
-            <w:tcW w:type="dxa" w:w="1224"/>
+            <w:tcW w:type="dxa" w:w="9072"/>
             <w:vAlign w:val="center"/>
             <w:shd w:fill="EAF2F8"/>
             <w:tcMar>
@@ -4459,107 +3117,15 @@
           </w:tcPr>
           <w:p>
             <w:r>
-              <w:t>For a fast electron, show that p·k̂ = E(1 −</w:t>
+              <w:t>For a fast electron, show that p·k̂ = E(1 − |v|cos θ) is of order E(m²/E² + θ²)/2 at small θ, and explain why this produces the collinear logarithm.</w:t>
             </w:r>
           </w:p>
-        </w:tc>
-        <w:tc>
-          <w:tcPr>
-            <w:tcW w:type="dxa" w:w="1224"/>
-            <w:vAlign w:val="center"/>
-            <w:shd w:fill="EAF2F8"/>
-            <w:tcMar>
-              <w:top w:w="100" w:type="dxa"/>
-              <w:start w:w="100" w:type="dxa"/>
-              <w:bottom w:w="100" w:type="dxa"/>
-              <w:end w:w="100" w:type="dxa"/>
-            </w:tcMar>
-          </w:tcPr>
-          <w:p>
-            <w:r>
-              <w:t>v</w:t>
-            </w:r>
-          </w:p>
-        </w:tc>
-        <w:tc>
-          <w:tcPr>
-            <w:tcW w:type="dxa" w:w="1224"/>
-            <w:vAlign w:val="center"/>
-            <w:shd w:fill="EAF2F8"/>
-            <w:tcMar>
-              <w:top w:w="100" w:type="dxa"/>
-              <w:start w:w="100" w:type="dxa"/>
-              <w:bottom w:w="100" w:type="dxa"/>
-              <w:end w:w="100" w:type="dxa"/>
-            </w:tcMar>
-          </w:tcPr>
-          <w:p>
-            <w:r>
-              <w:t>cos θ) is of order E(m²/E² + θ²)/2 at small θ, and explain why this produces the collinear logarithm.</w:t>
-            </w:r>
-          </w:p>
-        </w:tc>
-        <w:tc>
-          <w:tcPr>
-            <w:tcW w:type="dxa" w:w="1224"/>
-            <w:vAlign w:val="center"/>
-            <w:shd w:fill="EAF2F8"/>
-            <w:tcMar>
-              <w:top w:w="100" w:type="dxa"/>
-              <w:start w:w="100" w:type="dxa"/>
-              <w:bottom w:w="100" w:type="dxa"/>
-              <w:end w:w="100" w:type="dxa"/>
-            </w:tcMar>
-          </w:tcPr>
-          <w:p/>
-        </w:tc>
-        <w:tc>
-          <w:tcPr>
-            <w:tcW w:type="dxa" w:w="1224"/>
-            <w:vAlign w:val="center"/>
-            <w:shd w:fill="EAF2F8"/>
-            <w:tcMar>
-              <w:top w:w="100" w:type="dxa"/>
-              <w:start w:w="100" w:type="dxa"/>
-              <w:bottom w:w="100" w:type="dxa"/>
-              <w:end w:w="100" w:type="dxa"/>
-            </w:tcMar>
-          </w:tcPr>
-          <w:p/>
-        </w:tc>
-        <w:tc>
-          <w:tcPr>
-            <w:tcW w:type="dxa" w:w="1224"/>
-            <w:vAlign w:val="center"/>
-            <w:shd w:fill="EAF2F8"/>
-            <w:tcMar>
-              <w:top w:w="100" w:type="dxa"/>
-              <w:start w:w="100" w:type="dxa"/>
-              <w:bottom w:w="100" w:type="dxa"/>
-              <w:end w:w="100" w:type="dxa"/>
-            </w:tcMar>
-          </w:tcPr>
-          <w:p/>
-        </w:tc>
-        <w:tc>
-          <w:tcPr>
-            <w:tcW w:type="dxa" w:w="1224"/>
-            <w:vAlign w:val="center"/>
-            <w:shd w:fill="EAF2F8"/>
-            <w:tcMar>
-              <w:top w:w="100" w:type="dxa"/>
-              <w:start w:w="100" w:type="dxa"/>
-              <w:bottom w:w="100" w:type="dxa"/>
-              <w:end w:w="100" w:type="dxa"/>
-            </w:tcMar>
-          </w:tcPr>
-          <w:p/>
         </w:tc>
       </w:tr>
       <w:tr>
         <w:tc>
           <w:tcPr>
-            <w:tcW w:type="dxa" w:w="1224"/>
+            <w:tcW w:type="dxa" w:w="720"/>
             <w:vAlign w:val="center"/>
             <w:tcMar>
               <w:top w:w="100" w:type="dxa"/>
@@ -4576,7 +3142,7 @@
         </w:tc>
         <w:tc>
           <w:tcPr>
-            <w:tcW w:type="dxa" w:w="1224"/>
+            <w:tcW w:type="dxa" w:w="9072"/>
             <w:vAlign w:val="center"/>
             <w:tcMar>
               <w:top w:w="100" w:type="dxa"/>
@@ -4591,89 +3157,11 @@
             </w:r>
           </w:p>
         </w:tc>
-        <w:tc>
-          <w:tcPr>
-            <w:tcW w:type="dxa" w:w="1224"/>
-            <w:vAlign w:val="center"/>
-            <w:tcMar>
-              <w:top w:w="100" w:type="dxa"/>
-              <w:start w:w="100" w:type="dxa"/>
-              <w:bottom w:w="100" w:type="dxa"/>
-              <w:end w:w="100" w:type="dxa"/>
-            </w:tcMar>
-          </w:tcPr>
-          <w:p/>
-        </w:tc>
-        <w:tc>
-          <w:tcPr>
-            <w:tcW w:type="dxa" w:w="1224"/>
-            <w:vAlign w:val="center"/>
-            <w:tcMar>
-              <w:top w:w="100" w:type="dxa"/>
-              <w:start w:w="100" w:type="dxa"/>
-              <w:bottom w:w="100" w:type="dxa"/>
-              <w:end w:w="100" w:type="dxa"/>
-            </w:tcMar>
-          </w:tcPr>
-          <w:p/>
-        </w:tc>
-        <w:tc>
-          <w:tcPr>
-            <w:tcW w:type="dxa" w:w="1224"/>
-            <w:vAlign w:val="center"/>
-            <w:tcMar>
-              <w:top w:w="100" w:type="dxa"/>
-              <w:start w:w="100" w:type="dxa"/>
-              <w:bottom w:w="100" w:type="dxa"/>
-              <w:end w:w="100" w:type="dxa"/>
-            </w:tcMar>
-          </w:tcPr>
-          <w:p/>
-        </w:tc>
-        <w:tc>
-          <w:tcPr>
-            <w:tcW w:type="dxa" w:w="1224"/>
-            <w:vAlign w:val="center"/>
-            <w:tcMar>
-              <w:top w:w="100" w:type="dxa"/>
-              <w:start w:w="100" w:type="dxa"/>
-              <w:bottom w:w="100" w:type="dxa"/>
-              <w:end w:w="100" w:type="dxa"/>
-            </w:tcMar>
-          </w:tcPr>
-          <w:p/>
-        </w:tc>
-        <w:tc>
-          <w:tcPr>
-            <w:tcW w:type="dxa" w:w="1224"/>
-            <w:vAlign w:val="center"/>
-            <w:tcMar>
-              <w:top w:w="100" w:type="dxa"/>
-              <w:start w:w="100" w:type="dxa"/>
-              <w:bottom w:w="100" w:type="dxa"/>
-              <w:end w:w="100" w:type="dxa"/>
-            </w:tcMar>
-          </w:tcPr>
-          <w:p/>
-        </w:tc>
-        <w:tc>
-          <w:tcPr>
-            <w:tcW w:type="dxa" w:w="1224"/>
-            <w:vAlign w:val="center"/>
-            <w:tcMar>
-              <w:top w:w="100" w:type="dxa"/>
-              <w:start w:w="100" w:type="dxa"/>
-              <w:bottom w:w="100" w:type="dxa"/>
-              <w:end w:w="100" w:type="dxa"/>
-            </w:tcMar>
-          </w:tcPr>
-          <w:p/>
-        </w:tc>
       </w:tr>
       <w:tr>
         <w:tc>
           <w:tcPr>
-            <w:tcW w:type="dxa" w:w="1224"/>
+            <w:tcW w:type="dxa" w:w="720"/>
             <w:vAlign w:val="center"/>
             <w:shd w:fill="EAF2F8"/>
             <w:tcMar>
@@ -4691,7 +3179,7 @@
         </w:tc>
         <w:tc>
           <w:tcPr>
-            <w:tcW w:type="dxa" w:w="1224"/>
+            <w:tcW w:type="dxa" w:w="9072"/>
             <w:vAlign w:val="center"/>
             <w:shd w:fill="EAF2F8"/>
             <w:tcMar>
@@ -4707,95 +3195,11 @@
             </w:r>
           </w:p>
         </w:tc>
-        <w:tc>
-          <w:tcPr>
-            <w:tcW w:type="dxa" w:w="1224"/>
-            <w:vAlign w:val="center"/>
-            <w:shd w:fill="EAF2F8"/>
-            <w:tcMar>
-              <w:top w:w="100" w:type="dxa"/>
-              <w:start w:w="100" w:type="dxa"/>
-              <w:bottom w:w="100" w:type="dxa"/>
-              <w:end w:w="100" w:type="dxa"/>
-            </w:tcMar>
-          </w:tcPr>
-          <w:p/>
-        </w:tc>
-        <w:tc>
-          <w:tcPr>
-            <w:tcW w:type="dxa" w:w="1224"/>
-            <w:vAlign w:val="center"/>
-            <w:shd w:fill="EAF2F8"/>
-            <w:tcMar>
-              <w:top w:w="100" w:type="dxa"/>
-              <w:start w:w="100" w:type="dxa"/>
-              <w:bottom w:w="100" w:type="dxa"/>
-              <w:end w:w="100" w:type="dxa"/>
-            </w:tcMar>
-          </w:tcPr>
-          <w:p/>
-        </w:tc>
-        <w:tc>
-          <w:tcPr>
-            <w:tcW w:type="dxa" w:w="1224"/>
-            <w:vAlign w:val="center"/>
-            <w:shd w:fill="EAF2F8"/>
-            <w:tcMar>
-              <w:top w:w="100" w:type="dxa"/>
-              <w:start w:w="100" w:type="dxa"/>
-              <w:bottom w:w="100" w:type="dxa"/>
-              <w:end w:w="100" w:type="dxa"/>
-            </w:tcMar>
-          </w:tcPr>
-          <w:p/>
-        </w:tc>
-        <w:tc>
-          <w:tcPr>
-            <w:tcW w:type="dxa" w:w="1224"/>
-            <w:vAlign w:val="center"/>
-            <w:shd w:fill="EAF2F8"/>
-            <w:tcMar>
-              <w:top w:w="100" w:type="dxa"/>
-              <w:start w:w="100" w:type="dxa"/>
-              <w:bottom w:w="100" w:type="dxa"/>
-              <w:end w:w="100" w:type="dxa"/>
-            </w:tcMar>
-          </w:tcPr>
-          <w:p/>
-        </w:tc>
-        <w:tc>
-          <w:tcPr>
-            <w:tcW w:type="dxa" w:w="1224"/>
-            <w:vAlign w:val="center"/>
-            <w:shd w:fill="EAF2F8"/>
-            <w:tcMar>
-              <w:top w:w="100" w:type="dxa"/>
-              <w:start w:w="100" w:type="dxa"/>
-              <w:bottom w:w="100" w:type="dxa"/>
-              <w:end w:w="100" w:type="dxa"/>
-            </w:tcMar>
-          </w:tcPr>
-          <w:p/>
-        </w:tc>
-        <w:tc>
-          <w:tcPr>
-            <w:tcW w:type="dxa" w:w="1224"/>
-            <w:vAlign w:val="center"/>
-            <w:shd w:fill="EAF2F8"/>
-            <w:tcMar>
-              <w:top w:w="100" w:type="dxa"/>
-              <w:start w:w="100" w:type="dxa"/>
-              <w:bottom w:w="100" w:type="dxa"/>
-              <w:end w:w="100" w:type="dxa"/>
-            </w:tcMar>
-          </w:tcPr>
-          <w:p/>
-        </w:tc>
       </w:tr>
       <w:tr>
         <w:tc>
           <w:tcPr>
-            <w:tcW w:type="dxa" w:w="1224"/>
+            <w:tcW w:type="dxa" w:w="720"/>
             <w:vAlign w:val="center"/>
             <w:tcMar>
               <w:top w:w="100" w:type="dxa"/>
@@ -4812,7 +3216,7 @@
         </w:tc>
         <w:tc>
           <w:tcPr>
-            <w:tcW w:type="dxa" w:w="1224"/>
+            <w:tcW w:type="dxa" w:w="9072"/>
             <w:vAlign w:val="center"/>
             <w:tcMar>
               <w:top w:w="100" w:type="dxa"/>
@@ -4827,89 +3231,11 @@
             </w:r>
           </w:p>
         </w:tc>
-        <w:tc>
-          <w:tcPr>
-            <w:tcW w:type="dxa" w:w="1224"/>
-            <w:vAlign w:val="center"/>
-            <w:tcMar>
-              <w:top w:w="100" w:type="dxa"/>
-              <w:start w:w="100" w:type="dxa"/>
-              <w:bottom w:w="100" w:type="dxa"/>
-              <w:end w:w="100" w:type="dxa"/>
-            </w:tcMar>
-          </w:tcPr>
-          <w:p/>
-        </w:tc>
-        <w:tc>
-          <w:tcPr>
-            <w:tcW w:type="dxa" w:w="1224"/>
-            <w:vAlign w:val="center"/>
-            <w:tcMar>
-              <w:top w:w="100" w:type="dxa"/>
-              <w:start w:w="100" w:type="dxa"/>
-              <w:bottom w:w="100" w:type="dxa"/>
-              <w:end w:w="100" w:type="dxa"/>
-            </w:tcMar>
-          </w:tcPr>
-          <w:p/>
-        </w:tc>
-        <w:tc>
-          <w:tcPr>
-            <w:tcW w:type="dxa" w:w="1224"/>
-            <w:vAlign w:val="center"/>
-            <w:tcMar>
-              <w:top w:w="100" w:type="dxa"/>
-              <w:start w:w="100" w:type="dxa"/>
-              <w:bottom w:w="100" w:type="dxa"/>
-              <w:end w:w="100" w:type="dxa"/>
-            </w:tcMar>
-          </w:tcPr>
-          <w:p/>
-        </w:tc>
-        <w:tc>
-          <w:tcPr>
-            <w:tcW w:type="dxa" w:w="1224"/>
-            <w:vAlign w:val="center"/>
-            <w:tcMar>
-              <w:top w:w="100" w:type="dxa"/>
-              <w:start w:w="100" w:type="dxa"/>
-              <w:bottom w:w="100" w:type="dxa"/>
-              <w:end w:w="100" w:type="dxa"/>
-            </w:tcMar>
-          </w:tcPr>
-          <w:p/>
-        </w:tc>
-        <w:tc>
-          <w:tcPr>
-            <w:tcW w:type="dxa" w:w="1224"/>
-            <w:vAlign w:val="center"/>
-            <w:tcMar>
-              <w:top w:w="100" w:type="dxa"/>
-              <w:start w:w="100" w:type="dxa"/>
-              <w:bottom w:w="100" w:type="dxa"/>
-              <w:end w:w="100" w:type="dxa"/>
-            </w:tcMar>
-          </w:tcPr>
-          <w:p/>
-        </w:tc>
-        <w:tc>
-          <w:tcPr>
-            <w:tcW w:type="dxa" w:w="1224"/>
-            <w:vAlign w:val="center"/>
-            <w:tcMar>
-              <w:top w:w="100" w:type="dxa"/>
-              <w:start w:w="100" w:type="dxa"/>
-              <w:bottom w:w="100" w:type="dxa"/>
-              <w:end w:w="100" w:type="dxa"/>
-            </w:tcMar>
-          </w:tcPr>
-          <w:p/>
-        </w:tc>
       </w:tr>
       <w:tr>
         <w:tc>
           <w:tcPr>
-            <w:tcW w:type="dxa" w:w="1224"/>
+            <w:tcW w:type="dxa" w:w="720"/>
             <w:vAlign w:val="center"/>
             <w:shd w:fill="EAF2F8"/>
             <w:tcMar>
@@ -4927,7 +3253,7 @@
         </w:tc>
         <w:tc>
           <w:tcPr>
-            <w:tcW w:type="dxa" w:w="1224"/>
+            <w:tcW w:type="dxa" w:w="9072"/>
             <w:vAlign w:val="center"/>
             <w:shd w:fill="EAF2F8"/>
             <w:tcMar>
@@ -4943,95 +3269,11 @@
             </w:r>
           </w:p>
         </w:tc>
-        <w:tc>
-          <w:tcPr>
-            <w:tcW w:type="dxa" w:w="1224"/>
-            <w:vAlign w:val="center"/>
-            <w:shd w:fill="EAF2F8"/>
-            <w:tcMar>
-              <w:top w:w="100" w:type="dxa"/>
-              <w:start w:w="100" w:type="dxa"/>
-              <w:bottom w:w="100" w:type="dxa"/>
-              <w:end w:w="100" w:type="dxa"/>
-            </w:tcMar>
-          </w:tcPr>
-          <w:p/>
-        </w:tc>
-        <w:tc>
-          <w:tcPr>
-            <w:tcW w:type="dxa" w:w="1224"/>
-            <w:vAlign w:val="center"/>
-            <w:shd w:fill="EAF2F8"/>
-            <w:tcMar>
-              <w:top w:w="100" w:type="dxa"/>
-              <w:start w:w="100" w:type="dxa"/>
-              <w:bottom w:w="100" w:type="dxa"/>
-              <w:end w:w="100" w:type="dxa"/>
-            </w:tcMar>
-          </w:tcPr>
-          <w:p/>
-        </w:tc>
-        <w:tc>
-          <w:tcPr>
-            <w:tcW w:type="dxa" w:w="1224"/>
-            <w:vAlign w:val="center"/>
-            <w:shd w:fill="EAF2F8"/>
-            <w:tcMar>
-              <w:top w:w="100" w:type="dxa"/>
-              <w:start w:w="100" w:type="dxa"/>
-              <w:bottom w:w="100" w:type="dxa"/>
-              <w:end w:w="100" w:type="dxa"/>
-            </w:tcMar>
-          </w:tcPr>
-          <w:p/>
-        </w:tc>
-        <w:tc>
-          <w:tcPr>
-            <w:tcW w:type="dxa" w:w="1224"/>
-            <w:vAlign w:val="center"/>
-            <w:shd w:fill="EAF2F8"/>
-            <w:tcMar>
-              <w:top w:w="100" w:type="dxa"/>
-              <w:start w:w="100" w:type="dxa"/>
-              <w:bottom w:w="100" w:type="dxa"/>
-              <w:end w:w="100" w:type="dxa"/>
-            </w:tcMar>
-          </w:tcPr>
-          <w:p/>
-        </w:tc>
-        <w:tc>
-          <w:tcPr>
-            <w:tcW w:type="dxa" w:w="1224"/>
-            <w:vAlign w:val="center"/>
-            <w:shd w:fill="EAF2F8"/>
-            <w:tcMar>
-              <w:top w:w="100" w:type="dxa"/>
-              <w:start w:w="100" w:type="dxa"/>
-              <w:bottom w:w="100" w:type="dxa"/>
-              <w:end w:w="100" w:type="dxa"/>
-            </w:tcMar>
-          </w:tcPr>
-          <w:p/>
-        </w:tc>
-        <w:tc>
-          <w:tcPr>
-            <w:tcW w:type="dxa" w:w="1224"/>
-            <w:vAlign w:val="center"/>
-            <w:shd w:fill="EAF2F8"/>
-            <w:tcMar>
-              <w:top w:w="100" w:type="dxa"/>
-              <w:start w:w="100" w:type="dxa"/>
-              <w:bottom w:w="100" w:type="dxa"/>
-              <w:end w:w="100" w:type="dxa"/>
-            </w:tcMar>
-          </w:tcPr>
-          <w:p/>
-        </w:tc>
       </w:tr>
       <w:tr>
         <w:tc>
           <w:tcPr>
-            <w:tcW w:type="dxa" w:w="1224"/>
+            <w:tcW w:type="dxa" w:w="720"/>
             <w:vAlign w:val="center"/>
             <w:tcMar>
               <w:top w:w="100" w:type="dxa"/>
@@ -5048,7 +3290,7 @@
         </w:tc>
         <w:tc>
           <w:tcPr>
-            <w:tcW w:type="dxa" w:w="1224"/>
+            <w:tcW w:type="dxa" w:w="9072"/>
             <w:vAlign w:val="center"/>
             <w:tcMar>
               <w:top w:w="100" w:type="dxa"/>
@@ -5062,84 +3304,6 @@
               <w:t>Challenge: why does the soft factor not depend on the spin of the charged particle, while the next term in the expansion in k does? Which property of the particle would you expect to appear at that order?</w:t>
             </w:r>
           </w:p>
-        </w:tc>
-        <w:tc>
-          <w:tcPr>
-            <w:tcW w:type="dxa" w:w="1224"/>
-            <w:vAlign w:val="center"/>
-            <w:tcMar>
-              <w:top w:w="100" w:type="dxa"/>
-              <w:start w:w="100" w:type="dxa"/>
-              <w:bottom w:w="100" w:type="dxa"/>
-              <w:end w:w="100" w:type="dxa"/>
-            </w:tcMar>
-          </w:tcPr>
-          <w:p/>
-        </w:tc>
-        <w:tc>
-          <w:tcPr>
-            <w:tcW w:type="dxa" w:w="1224"/>
-            <w:vAlign w:val="center"/>
-            <w:tcMar>
-              <w:top w:w="100" w:type="dxa"/>
-              <w:start w:w="100" w:type="dxa"/>
-              <w:bottom w:w="100" w:type="dxa"/>
-              <w:end w:w="100" w:type="dxa"/>
-            </w:tcMar>
-          </w:tcPr>
-          <w:p/>
-        </w:tc>
-        <w:tc>
-          <w:tcPr>
-            <w:tcW w:type="dxa" w:w="1224"/>
-            <w:vAlign w:val="center"/>
-            <w:tcMar>
-              <w:top w:w="100" w:type="dxa"/>
-              <w:start w:w="100" w:type="dxa"/>
-              <w:bottom w:w="100" w:type="dxa"/>
-              <w:end w:w="100" w:type="dxa"/>
-            </w:tcMar>
-          </w:tcPr>
-          <w:p/>
-        </w:tc>
-        <w:tc>
-          <w:tcPr>
-            <w:tcW w:type="dxa" w:w="1224"/>
-            <w:vAlign w:val="center"/>
-            <w:tcMar>
-              <w:top w:w="100" w:type="dxa"/>
-              <w:start w:w="100" w:type="dxa"/>
-              <w:bottom w:w="100" w:type="dxa"/>
-              <w:end w:w="100" w:type="dxa"/>
-            </w:tcMar>
-          </w:tcPr>
-          <w:p/>
-        </w:tc>
-        <w:tc>
-          <w:tcPr>
-            <w:tcW w:type="dxa" w:w="1224"/>
-            <w:vAlign w:val="center"/>
-            <w:tcMar>
-              <w:top w:w="100" w:type="dxa"/>
-              <w:start w:w="100" w:type="dxa"/>
-              <w:bottom w:w="100" w:type="dxa"/>
-              <w:end w:w="100" w:type="dxa"/>
-            </w:tcMar>
-          </w:tcPr>
-          <w:p/>
-        </w:tc>
-        <w:tc>
-          <w:tcPr>
-            <w:tcW w:type="dxa" w:w="1224"/>
-            <w:vAlign w:val="center"/>
-            <w:tcMar>
-              <w:top w:w="100" w:type="dxa"/>
-              <w:start w:w="100" w:type="dxa"/>
-              <w:bottom w:w="100" w:type="dxa"/>
-              <w:end w:w="100" w:type="dxa"/>
-            </w:tcMar>
-          </w:tcPr>
-          <w:p/>
         </w:tc>
       </w:tr>
     </w:tbl>
@@ -5176,16 +3340,7 @@
         <w:t xml:space="preserve"> </w:t>
       </w:r>
       <w:r>
-        <w:t>The vertex gives ieγ^μ ε</w:t>
-      </w:r>
-      <w:r>
-        <w:rPr>
-          <w:i/>
-        </w:rPr>
-        <w:t>_μ and the propagator i(p̸′ + k̸ + m)/(2p′·k). For soft k, ū(p′)γ^μ(p̸′ + m) = 2p′^μ ū(p′), so the factor is (ie)(i)(2p′·ε</w:t>
-      </w:r>
-      <w:r>
-        <w:t>)/(2p′·k) = −e p′·ε*/(p′·k).</w:t>
+        <w:t>The vertex gives ieγ^μ ε*_μ and the propagator i(p̸′ + k̸ + m)/(2p′·k). For soft k, ū(p′)γ^μ(p̸′ + m) = 2p′^μ ū(p′), so the factor is (ie)(i)(2p′·ε*)/(2p′·k) = −e p′·ε*/(p′·k).</w:t>
       </w:r>
     </w:p>
     <w:p>
@@ -5199,16 +3354,7 @@
         <w:t xml:space="preserve"> </w:t>
       </w:r>
       <w:r>
-        <w:t>The propagator is i(p̸ − k̸ + m)/(−2p·k), followed by ieγ^μ ε</w:t>
-      </w:r>
-      <w:r>
-        <w:rPr>
-          <w:i/>
-        </w:rPr>
-        <w:t>_μ u(p). With (p̸ + m)γ^μu(p) = 2p^μu(p), the factor is (i)(ie)(2p·ε</w:t>
-      </w:r>
-      <w:r>
-        <w:t>)/(−2p·k) = e p·ε*/(p·k).</w:t>
+        <w:t>The propagator is i(p̸ − k̸ + m)/(−2p·k), followed by ieγ^μ ε*_μ u(p). With (p̸ + m)γ^μu(p) = 2p^μu(p), the factor is (i)(ie)(2p·ε*)/(−2p·k) = e p·ε*/(p·k).</w:t>
       </w:r>
     </w:p>
     <w:p>
